--- a/static/downloads/en/docx/layer-3/treasury-ruleset.docx
+++ b/static/downloads/en/docx/layer-3/treasury-ruleset.docx
@@ -87,7 +87,7 @@
         <w:t xml:space="preserve"> </w:t>
       </w:r>
       <w:r>
-        <w:t xml:space="preserve">2026-04-28</w:t>
+        <w:t xml:space="preserve">2026-04-29</w:t>
       </w:r>
     </w:p>
     <w:p>

--- a/static/downloads/en/docx/layer-3/treasury-ruleset.docx
+++ b/static/downloads/en/docx/layer-3/treasury-ruleset.docx
@@ -87,7 +87,7 @@
         <w:t xml:space="preserve"> </w:t>
       </w:r>
       <w:r>
-        <w:t xml:space="preserve">2026-06-26</w:t>
+        <w:t xml:space="preserve">2026-07-07</w:t>
       </w:r>
     </w:p>
     <w:p>
@@ -307,8 +307,14 @@
     </w:p>
     <w:p>
       <w:pPr>
-        <w:pStyle w:val="BlockText"/>
-      </w:pPr>
+        <w:pStyle w:val="BodyText"/>
+      </w:pPr>
+      <w:r>
+        <w:t xml:space="preserve">&gt;</w:t>
+      </w:r>
+      <w:r>
+        <w:t xml:space="preserve"> </w:t>
+      </w:r>
       <w:r>
         <w:rPr>
           <w:b/>
@@ -316,19 +322,29 @@
         </w:rPr>
         <w:t xml:space="preserve">Rationale — Why draw a hard line around treasury funds</w:t>
       </w:r>
-    </w:p>
-    <w:p>
-      <w:pPr>
-        <w:pStyle w:val="BlockText"/>
-      </w:pPr>
-      <w:r>
-        <w:t xml:space="preserve">Without an explicit boundary, any money flowing near the community — a founder’s personal card, a side account, an informal reimbursement pool — can drift into being treated as community money, with all the obligations that entails. Naming exactly which accounts are treasury and which are not protects both the community and the individuals paying out of pocket.</w:t>
-      </w:r>
-    </w:p>
-    <w:p>
-      <w:pPr>
-        <w:pStyle w:val="BlockText"/>
-      </w:pPr>
+      <w:r>
+        <w:t xml:space="preserve"> </w:t>
+      </w:r>
+      <w:r>
+        <w:t xml:space="preserve">&gt;</w:t>
+      </w:r>
+      <w:r>
+        <w:t xml:space="preserve"> </w:t>
+      </w:r>
+      <w:r>
+        <w:t xml:space="preserve">&gt; Without an explicit boundary, any money flowing near the community — a founder’s personal card, a side account, an informal reimbursement pool — can drift into being treated as community money, with all the obligations that entails. Naming exactly which accounts are treasury and which are not protects both the community and the individuals paying out of pocket.</w:t>
+      </w:r>
+    </w:p>
+    <w:p>
+      <w:pPr>
+        <w:pStyle w:val="BodyText"/>
+      </w:pPr>
+      <w:r>
+        <w:t xml:space="preserve">&gt;</w:t>
+      </w:r>
+      <w:r>
+        <w:t xml:space="preserve"> </w:t>
+      </w:r>
       <w:r>
         <w:rPr>
           <w:b/>
@@ -336,18 +352,22 @@
         </w:rPr>
         <w:t xml:space="preserve">Instructions — How to fill this in</w:t>
       </w:r>
-    </w:p>
-    <w:p>
-      <w:pPr>
-        <w:pStyle w:val="BlockText"/>
-      </w:pPr>
-      <w:r>
-        <w:t xml:space="preserve">Name every account that is treasury (wallet, bank account, etc.) and state explicitly that personal funds operating informally are not treasury and create no community obligation.</w:t>
-      </w:r>
-    </w:p>
-    <w:p>
-      <w:pPr>
-        <w:pStyle w:val="FirstParagraph"/>
+      <w:r>
+        <w:t xml:space="preserve"> </w:t>
+      </w:r>
+      <w:r>
+        <w:t xml:space="preserve">&gt;</w:t>
+      </w:r>
+      <w:r>
+        <w:t xml:space="preserve"> </w:t>
+      </w:r>
+      <w:r>
+        <w:t xml:space="preserve">&gt; Name every account that is treasury (wallet, bank account, etc.) and state explicitly that personal funds operating informally are not treasury and create no community obligation.</w:t>
+      </w:r>
+    </w:p>
+    <w:p>
+      <w:pPr>
+        <w:pStyle w:val="BodyText"/>
       </w:pPr>
       <w:r>
         <w:rPr>
@@ -398,8 +418,14 @@
     </w:p>
     <w:p>
       <w:pPr>
-        <w:pStyle w:val="BlockText"/>
-      </w:pPr>
+        <w:pStyle w:val="BodyText"/>
+      </w:pPr>
+      <w:r>
+        <w:t xml:space="preserve">&gt;</w:t>
+      </w:r>
+      <w:r>
+        <w:t xml:space="preserve"> </w:t>
+      </w:r>
       <w:r>
         <w:rPr>
           <w:b/>
@@ -407,19 +433,29 @@
         </w:rPr>
         <w:t xml:space="preserve">Rationale — Why route all income through one declared list</w:t>
       </w:r>
-    </w:p>
-    <w:p>
-      <w:pPr>
-        <w:pStyle w:val="BlockText"/>
-      </w:pPr>
-      <w:r>
-        <w:t xml:space="preserve">Every income source carries strings — reporting requirements, expectations, dependency risks. If income channels can open informally, those strings get attached before the community has had a chance to weigh them. One declared list, changed only through Strategic decisions, keeps the community’s obligations under its own control.</w:t>
-      </w:r>
-    </w:p>
-    <w:p>
-      <w:pPr>
-        <w:pStyle w:val="BlockText"/>
-      </w:pPr>
+      <w:r>
+        <w:t xml:space="preserve"> </w:t>
+      </w:r>
+      <w:r>
+        <w:t xml:space="preserve">&gt;</w:t>
+      </w:r>
+      <w:r>
+        <w:t xml:space="preserve"> </w:t>
+      </w:r>
+      <w:r>
+        <w:t xml:space="preserve">&gt; Every income source carries strings — reporting requirements, expectations, dependency risks. If income channels can open informally, those strings get attached before the community has had a chance to weigh them. One declared list, changed only through Strategic decisions, keeps the community’s obligations under its own control.</w:t>
+      </w:r>
+    </w:p>
+    <w:p>
+      <w:pPr>
+        <w:pStyle w:val="BodyText"/>
+      </w:pPr>
+      <w:r>
+        <w:t xml:space="preserve">&gt;</w:t>
+      </w:r>
+      <w:r>
+        <w:t xml:space="preserve"> </w:t>
+      </w:r>
       <w:r>
         <w:rPr>
           <w:b/>
@@ -427,18 +463,22 @@
         </w:rPr>
         <w:t xml:space="preserve">Instructions — How to fill this in</w:t>
       </w:r>
-    </w:p>
-    <w:p>
-      <w:pPr>
-        <w:pStyle w:val="BlockText"/>
-      </w:pPr>
-      <w:r>
-        <w:t xml:space="preserve">Name every income source the community currently has, and reference the Internal Economy Protocol for the rule that any new income channel requires a Strategic decision.</w:t>
-      </w:r>
-    </w:p>
-    <w:p>
-      <w:pPr>
-        <w:pStyle w:val="FirstParagraph"/>
+      <w:r>
+        <w:t xml:space="preserve"> </w:t>
+      </w:r>
+      <w:r>
+        <w:t xml:space="preserve">&gt;</w:t>
+      </w:r>
+      <w:r>
+        <w:t xml:space="preserve"> </w:t>
+      </w:r>
+      <w:r>
+        <w:t xml:space="preserve">&gt; Name every income source the community currently has, and reference the Internal Economy Protocol for the rule that any new income channel requires a Strategic decision.</w:t>
+      </w:r>
+    </w:p>
+    <w:p>
+      <w:pPr>
+        <w:pStyle w:val="BodyText"/>
       </w:pPr>
       <w:r>
         <w:rPr>
@@ -513,8 +553,14 @@
     </w:p>
     <w:p>
       <w:pPr>
-        <w:pStyle w:val="BlockText"/>
-      </w:pPr>
+        <w:pStyle w:val="BodyText"/>
+      </w:pPr>
+      <w:r>
+        <w:t xml:space="preserve">&gt;</w:t>
+      </w:r>
+      <w:r>
+        <w:t xml:space="preserve"> </w:t>
+      </w:r>
       <w:r>
         <w:rPr>
           <w:b/>
@@ -522,19 +568,29 @@
         </w:rPr>
         <w:t xml:space="preserve">Rationale — Why spell out thresholds in a table</w:t>
       </w:r>
-    </w:p>
-    <w:p>
-      <w:pPr>
-        <w:pStyle w:val="BlockText"/>
-      </w:pPr>
-      <w:r>
-        <w:t xml:space="preserve">When spending authority is vague, two failure modes appear: either every small decision escalates and nothing gets done, or a single steward quietly accumulates discretion no one ever voted to grant them. A table of amounts, decision types, and authorized bodies removes the ambiguity and makes unauthorized spending immediately visible.</w:t>
-      </w:r>
-    </w:p>
-    <w:p>
-      <w:pPr>
-        <w:pStyle w:val="BlockText"/>
-      </w:pPr>
+      <w:r>
+        <w:t xml:space="preserve"> </w:t>
+      </w:r>
+      <w:r>
+        <w:t xml:space="preserve">&gt;</w:t>
+      </w:r>
+      <w:r>
+        <w:t xml:space="preserve"> </w:t>
+      </w:r>
+      <w:r>
+        <w:t xml:space="preserve">&gt; When spending authority is vague, two failure modes appear: either every small decision escalates and nothing gets done, or a single steward quietly accumulates discretion no one ever voted to grant them. A table of amounts, decision types, and authorized bodies removes the ambiguity and makes unauthorized spending immediately visible.</w:t>
+      </w:r>
+    </w:p>
+    <w:p>
+      <w:pPr>
+        <w:pStyle w:val="BodyText"/>
+      </w:pPr>
+      <w:r>
+        <w:t xml:space="preserve">&gt;</w:t>
+      </w:r>
+      <w:r>
+        <w:t xml:space="preserve"> </w:t>
+      </w:r>
       <w:r>
         <w:rPr>
           <w:b/>
@@ -542,13 +598,17 @@
         </w:rPr>
         <w:t xml:space="preserve">Instructions — How to fill this in</w:t>
       </w:r>
-    </w:p>
-    <w:p>
-      <w:pPr>
-        <w:pStyle w:val="BlockText"/>
-      </w:pPr>
-      <w:r>
-        <w:t xml:space="preserve">Define spending tiers by amount and the decision type, authorized body, and mechanism for each. Multi-year contracts and debt should sit in their own (Constitutional) tier.</w:t>
+      <w:r>
+        <w:t xml:space="preserve"> </w:t>
+      </w:r>
+      <w:r>
+        <w:t xml:space="preserve">&gt;</w:t>
+      </w:r>
+      <w:r>
+        <w:t xml:space="preserve"> </w:t>
+      </w:r>
+      <w:r>
+        <w:t xml:space="preserve">&gt; Define spending tiers by amount and the decision type, authorized body, and mechanism for each. Multi-year contracts and debt should sit in their own (Constitutional) tier.</w:t>
       </w:r>
     </w:p>
     <w:tbl>
@@ -636,6 +696,13 @@
             <w:pPr>
               <w:pStyle w:val="Compact"/>
             </w:pPr>
+            <w:r>
+              <w:rPr>
+                <w:i/>
+                <w:iCs/>
+              </w:rPr>
+              <w:t xml:space="preserve">&lt;Operational&gt;</w:t>
+            </w:r>
           </w:p>
         </w:tc>
         <w:tc>
@@ -644,6 +711,13 @@
             <w:pPr>
               <w:pStyle w:val="Compact"/>
             </w:pPr>
+            <w:r>
+              <w:rPr>
+                <w:i/>
+                <w:iCs/>
+              </w:rPr>
+              <w:t xml:space="preserve">&lt;Finance Steward&gt;</w:t>
+            </w:r>
           </w:p>
         </w:tc>
         <w:tc>
@@ -652,6 +726,13 @@
             <w:pPr>
               <w:pStyle w:val="Compact"/>
             </w:pPr>
+            <w:r>
+              <w:rPr>
+                <w:i/>
+                <w:iCs/>
+              </w:rPr>
+              <w:t xml:space="preserve">&lt;Delegated&gt;</w:t>
+            </w:r>
           </w:p>
         </w:tc>
       </w:tr>
@@ -663,6 +744,13 @@
               <w:pStyle w:val="Compact"/>
               <w:jc w:val="right"/>
             </w:pPr>
+            <w:r>
+              <w:rPr>
+                <w:i/>
+                <w:iCs/>
+              </w:rPr>
+              <w:t xml:space="preserve">&lt;Any amount above delegated limit&gt;</w:t>
+            </w:r>
           </w:p>
         </w:tc>
         <w:tc>
@@ -671,6 +759,13 @@
             <w:pPr>
               <w:pStyle w:val="Compact"/>
             </w:pPr>
+            <w:r>
+              <w:rPr>
+                <w:i/>
+                <w:iCs/>
+              </w:rPr>
+              <w:t xml:space="preserve">&lt;Strategic&gt;</w:t>
+            </w:r>
           </w:p>
         </w:tc>
         <w:tc>
@@ -679,6 +774,13 @@
             <w:pPr>
               <w:pStyle w:val="Compact"/>
             </w:pPr>
+            <w:r>
+              <w:rPr>
+                <w:i/>
+                <w:iCs/>
+              </w:rPr>
+              <w:t xml:space="preserve">&lt;Full Members&gt;</w:t>
+            </w:r>
           </w:p>
         </w:tc>
         <w:tc>
@@ -687,6 +789,13 @@
             <w:pPr>
               <w:pStyle w:val="Compact"/>
             </w:pPr>
+            <w:r>
+              <w:rPr>
+                <w:i/>
+                <w:iCs/>
+              </w:rPr>
+              <w:t xml:space="preserve">&lt;Vote&gt;</w:t>
+            </w:r>
           </w:p>
         </w:tc>
       </w:tr>
@@ -713,6 +822,13 @@
             <w:pPr>
               <w:pStyle w:val="Compact"/>
             </w:pPr>
+            <w:r>
+              <w:rPr>
+                <w:i/>
+                <w:iCs/>
+              </w:rPr>
+              <w:t xml:space="preserve">&lt;Constitutional&gt;</w:t>
+            </w:r>
           </w:p>
         </w:tc>
         <w:tc>
@@ -721,6 +837,13 @@
             <w:pPr>
               <w:pStyle w:val="Compact"/>
             </w:pPr>
+            <w:r>
+              <w:rPr>
+                <w:i/>
+                <w:iCs/>
+              </w:rPr>
+              <w:t xml:space="preserve">&lt;Full Members&gt;</w:t>
+            </w:r>
           </w:p>
         </w:tc>
         <w:tc>
@@ -829,8 +952,14 @@
     </w:p>
     <w:p>
       <w:pPr>
-        <w:pStyle w:val="BlockText"/>
-      </w:pPr>
+        <w:pStyle w:val="BodyText"/>
+      </w:pPr>
+      <w:r>
+        <w:t xml:space="preserve">&gt;</w:t>
+      </w:r>
+      <w:r>
+        <w:t xml:space="preserve"> </w:t>
+      </w:r>
       <w:r>
         <w:rPr>
           <w:b/>
@@ -838,19 +967,29 @@
         </w:rPr>
         <w:t xml:space="preserve">Rationale — Why make transparency the default, not a feature</w:t>
       </w:r>
-    </w:p>
-    <w:p>
-      <w:pPr>
-        <w:pStyle w:val="BlockText"/>
-      </w:pPr>
-      <w:r>
-        <w:t xml:space="preserve">Opacity in a treasury compounds: one missing disclosure invites another, and before long members can no longer verify whether the community’s money is being handled as they agreed. Making real-time visibility the baseline — and requiring any exception to be named, justified, and time-bounded — keeps audit within reach of every member, not just stewards.</w:t>
-      </w:r>
-    </w:p>
-    <w:p>
-      <w:pPr>
-        <w:pStyle w:val="BlockText"/>
-      </w:pPr>
+      <w:r>
+        <w:t xml:space="preserve"> </w:t>
+      </w:r>
+      <w:r>
+        <w:t xml:space="preserve">&gt;</w:t>
+      </w:r>
+      <w:r>
+        <w:t xml:space="preserve"> </w:t>
+      </w:r>
+      <w:r>
+        <w:t xml:space="preserve">&gt; Opacity in a treasury compounds: one missing disclosure invites another, and before long members can no longer verify whether the community’s money is being handled as they agreed. Making real-time visibility the baseline — and requiring any exception to be named, justified, and time-bounded — keeps audit within reach of every member, not just stewards.</w:t>
+      </w:r>
+    </w:p>
+    <w:p>
+      <w:pPr>
+        <w:pStyle w:val="BodyText"/>
+      </w:pPr>
+      <w:r>
+        <w:t xml:space="preserve">&gt;</w:t>
+      </w:r>
+      <w:r>
+        <w:t xml:space="preserve"> </w:t>
+      </w:r>
       <w:r>
         <w:rPr>
           <w:b/>
@@ -858,13 +997,17 @@
         </w:rPr>
         <w:t xml:space="preserve">Instructions — How to fill this in</w:t>
       </w:r>
-    </w:p>
-    <w:p>
-      <w:pPr>
-        <w:pStyle w:val="BlockText"/>
-      </w:pPr>
-      <w:r>
-        <w:t xml:space="preserve">State the visibility default for each treasury account. Where direct visibility is not possible (e.g. some bank accounts), define a periodic reporting cadence with a named owner.</w:t>
+      <w:r>
+        <w:t xml:space="preserve"> </w:t>
+      </w:r>
+      <w:r>
+        <w:t xml:space="preserve">&gt;</w:t>
+      </w:r>
+      <w:r>
+        <w:t xml:space="preserve"> </w:t>
+      </w:r>
+      <w:r>
+        <w:t xml:space="preserve">&gt; State the visibility default for each treasury account. Where direct visibility is not possible (e.g. some bank accounts), define a periodic reporting cadence with a named owner.</w:t>
       </w:r>
     </w:p>
     <w:p>
@@ -956,8 +1099,14 @@
     </w:p>
     <w:p>
       <w:pPr>
-        <w:pStyle w:val="BlockText"/>
-      </w:pPr>
+        <w:pStyle w:val="BodyText"/>
+      </w:pPr>
+      <w:r>
+        <w:t xml:space="preserve">&gt;</w:t>
+      </w:r>
+      <w:r>
+        <w:t xml:space="preserve"> </w:t>
+      </w:r>
       <w:r>
         <w:rPr>
           <w:b/>
@@ -965,19 +1114,29 @@
         </w:rPr>
         <w:t xml:space="preserve">Rationale — Why block debt and long-term obligations by default</w:t>
       </w:r>
-    </w:p>
-    <w:p>
-      <w:pPr>
-        <w:pStyle w:val="BlockText"/>
-      </w:pPr>
-      <w:r>
-        <w:t xml:space="preserve">Debt and recurring commitments bind the community beyond the people currently in it — future members inherit the obligations. Forbidding them unless a Strategic vote explicitly authorizes keeps long-term constraints from being entered into casually, and preserves the option to stay lightweight.</w:t>
-      </w:r>
-    </w:p>
-    <w:p>
-      <w:pPr>
-        <w:pStyle w:val="BlockText"/>
-      </w:pPr>
+      <w:r>
+        <w:t xml:space="preserve"> </w:t>
+      </w:r>
+      <w:r>
+        <w:t xml:space="preserve">&gt;</w:t>
+      </w:r>
+      <w:r>
+        <w:t xml:space="preserve"> </w:t>
+      </w:r>
+      <w:r>
+        <w:t xml:space="preserve">&gt; Debt and recurring commitments bind the community beyond the people currently in it — future members inherit the obligations. Forbidding them unless a Strategic vote explicitly authorizes keeps long-term constraints from being entered into casually, and preserves the option to stay lightweight.</w:t>
+      </w:r>
+    </w:p>
+    <w:p>
+      <w:pPr>
+        <w:pStyle w:val="BodyText"/>
+      </w:pPr>
+      <w:r>
+        <w:t xml:space="preserve">&gt;</w:t>
+      </w:r>
+      <w:r>
+        <w:t xml:space="preserve"> </w:t>
+      </w:r>
       <w:r>
         <w:rPr>
           <w:b/>
@@ -985,13 +1144,17 @@
         </w:rPr>
         <w:t xml:space="preserve">Instructions — How to fill this in</w:t>
       </w:r>
-    </w:p>
-    <w:p>
-      <w:pPr>
-        <w:pStyle w:val="BlockText"/>
-      </w:pPr>
-      <w:r>
-        <w:t xml:space="preserve">State the rules on debt, recurring obligations, contingency reserves, and off-treasury financial instruments. Default to</w:t>
+      <w:r>
+        <w:t xml:space="preserve"> </w:t>
+      </w:r>
+      <w:r>
+        <w:t xml:space="preserve">&gt;</w:t>
+      </w:r>
+      <w:r>
+        <w:t xml:space="preserve"> </w:t>
+      </w:r>
+      <w:r>
+        <w:t xml:space="preserve">&gt; State the rules on debt, recurring obligations, contingency reserves, and off-treasury financial instruments. Default to</w:t>
       </w:r>
       <w:r>
         <w:t xml:space="preserve"> </w:t>
@@ -1023,6 +1186,13 @@
       </w:r>
       <w:r>
         <w:t xml:space="preserve"> </w:t>
+      </w:r>
+      <w:r>
+        <w:rPr>
+          <w:i/>
+          <w:iCs/>
+        </w:rPr>
+        <w:t xml:space="preserve">&lt;allowed only via Strategic vote.&gt;</w:t>
       </w:r>
     </w:p>
     <w:p>
@@ -1144,8 +1314,14 @@
     </w:p>
     <w:p>
       <w:pPr>
-        <w:pStyle w:val="BlockText"/>
-      </w:pPr>
+        <w:pStyle w:val="BodyText"/>
+      </w:pPr>
+      <w:r>
+        <w:t xml:space="preserve">&gt;</w:t>
+      </w:r>
+      <w:r>
+        <w:t xml:space="preserve"> </w:t>
+      </w:r>
       <w:r>
         <w:rPr>
           <w:b/>
@@ -1153,13 +1329,17 @@
         </w:rPr>
         <w:t xml:space="preserve">Rationale — Why ban self-approval outright</w:t>
       </w:r>
-    </w:p>
-    <w:p>
-      <w:pPr>
-        <w:pStyle w:val="BlockText"/>
-      </w:pPr>
-      <w:r>
-        <w:t xml:space="preserve">Even well-intentioned people unconsciously tilt decisions toward their own interests; a rule that requires disclosure and abstention removes the judgment call and the social pressure to</w:t>
+      <w:r>
+        <w:t xml:space="preserve"> </w:t>
+      </w:r>
+      <w:r>
+        <w:t xml:space="preserve">&gt;</w:t>
+      </w:r>
+      <w:r>
+        <w:t xml:space="preserve"> </w:t>
+      </w:r>
+      <w:r>
+        <w:t xml:space="preserve">&gt; Even well-intentioned people unconsciously tilt decisions toward their own interests; a rule that requires disclosure and abstention removes the judgment call and the social pressure to</w:t>
       </w:r>
       <w:r>
         <w:t xml:space="preserve"> </w:t>
@@ -1176,8 +1356,14 @@
     </w:p>
     <w:p>
       <w:pPr>
-        <w:pStyle w:val="BlockText"/>
-      </w:pPr>
+        <w:pStyle w:val="BodyText"/>
+      </w:pPr>
+      <w:r>
+        <w:t xml:space="preserve">&gt;</w:t>
+      </w:r>
+      <w:r>
+        <w:t xml:space="preserve"> </w:t>
+      </w:r>
       <w:r>
         <w:rPr>
           <w:b/>
@@ -1185,13 +1371,17 @@
         </w:rPr>
         <w:t xml:space="preserve">Instructions — How to fill this in</w:t>
       </w:r>
-    </w:p>
-    <w:p>
-      <w:pPr>
-        <w:pStyle w:val="BlockText"/>
-      </w:pPr>
-      <w:r>
-        <w:t xml:space="preserve">State the no-self-approval rule and the disclose-and-abstain rule for any member with a direct financial interest in a spending decision.</w:t>
+      <w:r>
+        <w:t xml:space="preserve"> </w:t>
+      </w:r>
+      <w:r>
+        <w:t xml:space="preserve">&gt;</w:t>
+      </w:r>
+      <w:r>
+        <w:t xml:space="preserve"> </w:t>
+      </w:r>
+      <w:r>
+        <w:t xml:space="preserve">&gt; State the no-self-approval rule and the disclose-and-abstain rule for any member with a direct financial interest in a spending decision.</w:t>
       </w:r>
     </w:p>
     <w:p>
@@ -1202,6 +1392,13 @@
           <w:numId w:val="1005"/>
         </w:numPr>
       </w:pPr>
+      <w:r>
+        <w:rPr>
+          <w:i/>
+          <w:iCs/>
+        </w:rPr>
+        <w:t xml:space="preserve">&lt;Requesters may not approve their own spending requests.&gt;</w:t>
+      </w:r>
     </w:p>
     <w:p>
       <w:pPr>
@@ -1211,6 +1408,13 @@
           <w:numId w:val="1005"/>
         </w:numPr>
       </w:pPr>
+      <w:r>
+        <w:rPr>
+          <w:i/>
+          <w:iCs/>
+        </w:rPr>
+        <w:t xml:space="preserve">&lt;Members with a direct financial interest in a spending decision must declare it and abstain.&gt;</w:t>
+      </w:r>
     </w:p>
     <w:p>
       <w:pPr>
@@ -1220,6 +1424,13 @@
           <w:numId w:val="1005"/>
         </w:numPr>
       </w:pPr>
+      <w:r>
+        <w:rPr>
+          <w:i/>
+          <w:iCs/>
+        </w:rPr>
+        <w:t xml:space="preserve">&lt;Treasury role holders may not authorize unilateral spending beyond the delegated limit.&gt;</w:t>
+      </w:r>
     </w:p>
     <w:p>
       <w:r>
@@ -1256,6 +1467,9 @@
       <w:r>
         <w:t xml:space="preserve"> </w:t>
       </w:r>
+      <w:r>
+        <w:t xml:space="preserve">&lt;YYYY-MM-DD&gt;</w:t>
+      </w:r>
     </w:p>
     <w:p>
       <w:pPr>
@@ -1297,6 +1511,9 @@
       <w:r>
         <w:t xml:space="preserve"> </w:t>
       </w:r>
+      <w:r>
+        <w:t xml:space="preserve">&lt;version&gt;</w:t>
+      </w:r>
     </w:p>
     <w:p>
       <w:pPr>
@@ -1315,6 +1532,9 @@
       </w:r>
       <w:r>
         <w:t xml:space="preserve"> </w:t>
+      </w:r>
+      <w:r>
+        <w:t xml:space="preserve">&lt;link to decision record&gt;</w:t>
       </w:r>
     </w:p>
     <w:bookmarkEnd w:id="25"/>

--- a/static/downloads/en/docx/layer-3/treasury-ruleset.docx
+++ b/static/downloads/en/docx/layer-3/treasury-ruleset.docx
@@ -87,7 +87,7 @@
         <w:t xml:space="preserve"> </w:t>
       </w:r>
       <w:r>
-        <w:t xml:space="preserve">2026-07-07</w:t>
+        <w:t xml:space="preserve">2026-08-31</w:t>
       </w:r>
     </w:p>
     <w:p>
